--- a/docs/Documents/Diraya_Project_Document.docx
+++ b/docs/Documents/Diraya_Project_Document.docx
@@ -5574,6 +5574,15 @@
       </w:pPr>
       <w:r>
         <w:t>The project applies programmatic quality gates both before and after the final dataset is published.</w:t>
+      </w:r>
+    </w:p>
+    <w:p>
+      <w:pPr>
+        <w:bidi w:val="0"/>
+        <w:spacing w:after="140" w:line="300" w:lineRule="auto"/>
+      </w:pPr>
+      <w:r>
+        <w:t xml:space="preserve">Before those gates, the pipeline code itself is covered by 129 unit tests held in the source repository: 52 for schema validation, 31 for cleaning and normalization, 22 for the technology filter and source combination, 16 for OpenAlex processing, and 8 for file writing. The suite runs automatically through GitHub Actions on every push, so a change that breaks a cleaning or validation rule is caught before it is deployed. Several tests encode judgement rather than mechanics: one confirms that “computer vision syndrome” is never counted as computer vision research, another confirms that the manual enrichment file cannot overwrite a DOI that already exists and disagrees with it, and others confirm that partial dates are never completed and that a publication date is never borrowed from OpenAlex.</w:t>
       </w:r>
     </w:p>
     <w:p>

--- a/docs/Documents/Diraya_Project_Document.docx
+++ b/docs/Documents/Diraya_Project_Document.docx
@@ -3731,11 +3731,6 @@
       <w:pPr>
         <w:bidi w:val="0"/>
       </w:pPr>
-    </w:p>
-    <w:p>
-      <w:pPr>
-        <w:bidi w:val="0"/>
-      </w:pPr>
       <w:r>
         <w:rPr>
           <w:noProof/>
@@ -3743,13 +3738,13 @@
         <mc:AlternateContent>
           <mc:Choice Requires="wps">
             <w:drawing>
-              <wp:anchor distT="0" distB="0" distL="114300" distR="114300" simplePos="0" relativeHeight="251663360" behindDoc="0" locked="0" layoutInCell="1" allowOverlap="1" wp14:anchorId="08897AC0" wp14:editId="74B262CD">
+              <wp:anchor distT="0" distB="0" distL="114300" distR="114300" simplePos="0" relativeHeight="251663360" behindDoc="0" locked="0" layoutInCell="1" allowOverlap="1" wp14:anchorId="08897AC0" wp14:editId="60BFCB44">
                 <wp:simplePos x="0" y="0"/>
                 <wp:positionH relativeFrom="margin">
-                  <wp:align>center</wp:align>
+                  <wp:posOffset>2304098</wp:posOffset>
                 </wp:positionH>
                 <wp:positionV relativeFrom="paragraph">
-                  <wp:posOffset>3564</wp:posOffset>
+                  <wp:posOffset>3810</wp:posOffset>
                 </wp:positionV>
                 <wp:extent cx="1543685" cy="181610"/>
                 <wp:effectExtent l="0" t="0" r="0" b="8890"/>
@@ -3821,7 +3816,7 @@
                 <v:stroke joinstyle="miter"/>
                 <v:path gradientshapeok="t" o:connecttype="rect"/>
               </v:shapetype>
-              <v:shape id="Text Box 1" o:spid="_x0000_s1026" type="#_x0000_t202" style="position:absolute;margin-left:0;margin-top:.3pt;width:121.55pt;height:14.3pt;z-index:251663360;visibility:visible;mso-wrap-style:square;mso-width-percent:0;mso-height-percent:0;mso-wrap-distance-left:9pt;mso-wrap-distance-top:0;mso-wrap-distance-right:9pt;mso-wrap-distance-bottom:0;mso-position-horizontal:center;mso-position-horizontal-relative:margin;mso-position-vertical:absolute;mso-position-vertical-relative:text;mso-width-percent:0;mso-height-percent:0;mso-width-relative:margin;mso-height-relative:margin;v-text-anchor:top" o:gfxdata="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" stroked="f">
+              <v:shape id="Text Box 1" o:spid="_x0000_s1026" type="#_x0000_t202" style="position:absolute;margin-left:181.45pt;margin-top:.3pt;width:121.55pt;height:14.3pt;z-index:251663360;visibility:visible;mso-wrap-style:square;mso-width-percent:0;mso-height-percent:0;mso-wrap-distance-left:9pt;mso-wrap-distance-top:0;mso-wrap-distance-right:9pt;mso-wrap-distance-bottom:0;mso-position-horizontal:absolute;mso-position-horizontal-relative:margin;mso-position-vertical:absolute;mso-position-vertical-relative:text;mso-width-percent:0;mso-height-percent:0;mso-width-relative:margin;mso-height-relative:margin;v-text-anchor:top" o:gfxdata="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" stroked="f">
                 <v:textbox inset="0,0,0,0">
                   <w:txbxContent>
                     <w:p>
@@ -3855,18 +3850,18 @@
           <w:noProof/>
         </w:rPr>
         <w:drawing>
-          <wp:anchor distT="0" distB="0" distL="114300" distR="114300" simplePos="0" relativeHeight="251661312" behindDoc="0" locked="0" layoutInCell="1" allowOverlap="1" wp14:anchorId="08B28985" wp14:editId="5269B7CE">
+          <wp:anchor distT="0" distB="0" distL="114300" distR="114300" simplePos="0" relativeHeight="251665408" behindDoc="0" locked="0" layoutInCell="1" allowOverlap="1" wp14:anchorId="21EFF55E" wp14:editId="08D4FEBD">
             <wp:simplePos x="0" y="0"/>
-            <wp:positionH relativeFrom="page">
-              <wp:align>left</wp:align>
+            <wp:positionH relativeFrom="margin">
+              <wp:align>center</wp:align>
             </wp:positionH>
             <wp:positionV relativeFrom="margin">
-              <wp:posOffset>4519930</wp:posOffset>
+              <wp:posOffset>4756150</wp:posOffset>
             </wp:positionV>
-            <wp:extent cx="7823200" cy="3644265"/>
-            <wp:effectExtent l="0" t="0" r="6350" b="0"/>
+            <wp:extent cx="5605145" cy="3651250"/>
+            <wp:effectExtent l="0" t="0" r="0" b="6350"/>
             <wp:wrapSquare wrapText="bothSides"/>
-            <wp:docPr id="1222425091" name="Picture 1222425091"/>
+            <wp:docPr id="790115355" name="Picture 4"/>
             <wp:cNvGraphicFramePr>
               <a:graphicFrameLocks xmlns:a="http://schemas.openxmlformats.org/drawingml/2006/main" noChangeAspect="1"/>
             </wp:cNvGraphicFramePr>
@@ -3874,10 +3869,8 @@
               <a:graphicData uri="http://schemas.openxmlformats.org/drawingml/2006/picture">
                 <pic:pic xmlns:pic="http://schemas.openxmlformats.org/drawingml/2006/picture">
                   <pic:nvPicPr>
-                    <pic:cNvPr id="1222425091" name="Picture 1222425091"/>
-                    <pic:cNvPicPr>
-                      <a:picLocks noChangeAspect="1" noChangeArrowheads="1"/>
-                    </pic:cNvPicPr>
+                    <pic:cNvPr id="790115355" name="Picture 790115355"/>
+                    <pic:cNvPicPr/>
                   </pic:nvPicPr>
                   <pic:blipFill>
                     <a:blip r:embed="rId11" cstate="print">
@@ -3887,15 +3880,14 @@
                         </a:ext>
                       </a:extLst>
                     </a:blip>
-                    <a:srcRect/>
                     <a:stretch>
                       <a:fillRect/>
                     </a:stretch>
                   </pic:blipFill>
-                  <pic:spPr bwMode="auto">
+                  <pic:spPr>
                     <a:xfrm>
                       <a:off x="0" y="0"/>
-                      <a:ext cx="7823200" cy="3644265"/>
+                      <a:ext cx="5605145" cy="3651250"/>
                     </a:xfrm>
                     <a:prstGeom prst="rect">
                       <a:avLst/>
@@ -3925,13 +3917,13 @@
         <mc:AlternateContent>
           <mc:Choice Requires="wps">
             <w:drawing>
-              <wp:anchor distT="0" distB="0" distL="114300" distR="114300" simplePos="0" relativeHeight="251664384" behindDoc="0" locked="0" layoutInCell="1" allowOverlap="1" wp14:anchorId="406828B0" wp14:editId="4AC13885">
+              <wp:anchor distT="0" distB="0" distL="114300" distR="114300" simplePos="0" relativeHeight="251664384" behindDoc="0" locked="0" layoutInCell="1" allowOverlap="1" wp14:anchorId="406828B0" wp14:editId="6D0EB3E4">
                 <wp:simplePos x="0" y="0"/>
                 <wp:positionH relativeFrom="margin">
-                  <wp:posOffset>-543806</wp:posOffset>
+                  <wp:posOffset>-483235</wp:posOffset>
                 </wp:positionH>
                 <wp:positionV relativeFrom="paragraph">
-                  <wp:posOffset>3773728</wp:posOffset>
+                  <wp:posOffset>3745548</wp:posOffset>
                 </wp:positionV>
                 <wp:extent cx="6910648" cy="299258"/>
                 <wp:effectExtent l="0" t="0" r="0" b="5715"/>
@@ -3997,7 +3989,7 @@
           </mc:Choice>
           <mc:Fallback>
             <w:pict>
-              <v:shape w14:anchorId="406828B0" id="Text Box 6" o:spid="_x0000_s1027" type="#_x0000_t202" style="position:absolute;margin-left:-42.8pt;margin-top:297.15pt;width:544.15pt;height:23.55pt;z-index:251664384;visibility:visible;mso-wrap-style:square;mso-width-percent:0;mso-height-percent:0;mso-wrap-distance-left:9pt;mso-wrap-distance-top:0;mso-wrap-distance-right:9pt;mso-wrap-distance-bottom:0;mso-position-horizontal:absolute;mso-position-horizontal-relative:margin;mso-position-vertical:absolute;mso-position-vertical-relative:text;mso-width-percent:0;mso-height-percent:0;mso-width-relative:margin;mso-height-relative:margin;v-text-anchor:top" o:gfxdata="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" filled="f" stroked="f" strokeweight=".5pt">
+              <v:shape w14:anchorId="406828B0" id="Text Box 6" o:spid="_x0000_s1027" type="#_x0000_t202" style="position:absolute;margin-left:-38.05pt;margin-top:294.95pt;width:544.15pt;height:23.55pt;z-index:251664384;visibility:visible;mso-wrap-style:square;mso-width-percent:0;mso-height-percent:0;mso-wrap-distance-left:9pt;mso-wrap-distance-top:0;mso-wrap-distance-right:9pt;mso-wrap-distance-bottom:0;mso-position-horizontal:absolute;mso-position-horizontal-relative:margin;mso-position-vertical:absolute;mso-position-vertical-relative:text;mso-width-percent:0;mso-height-percent:0;mso-width-relative:margin;mso-height-relative:margin;v-text-anchor:top" o:gfxdata="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" filled="f" stroked="f" strokeweight=".5pt">
                 <v:textbox>
                   <w:txbxContent>
                     <w:p>
@@ -4026,19 +4018,6 @@
           </mc:Fallback>
         </mc:AlternateContent>
       </w:r>
-    </w:p>
-    <w:p>
-      <w:pPr>
-        <w:pStyle w:val="Caption"/>
-        <w:bidi w:val="0"/>
-        <w:sectPr>
-          <w:footerReference w:type="default" r:id="rId12"/>
-          <w:pgSz w:w="12240" w:h="15840"/>
-          <w:pgMar w:top="1080" w:right="1440" w:bottom="1080" w:left="1440" w:header="708" w:footer="708" w:gutter="0"/>
-          <w:cols w:space="720"/>
-          <w:docGrid w:linePitch="360"/>
-        </w:sectPr>
-      </w:pPr>
     </w:p>
     <w:p>
       <w:pPr>
@@ -5582,7 +5561,11 @@
         <w:spacing w:after="140" w:line="300" w:lineRule="auto"/>
       </w:pPr>
       <w:r>
-        <w:t xml:space="preserve">Before those gates, the pipeline code itself is covered by 129 unit tests held in the source repository: 52 for schema validation, 31 for cleaning and normalization, 22 for the technology filter and source combination, 16 for OpenAlex processing, and 8 for file writing. The suite runs automatically through GitHub Actions on every push, so a change that breaks a cleaning or validation rule is caught before it is deployed. Several tests encode judgement rather than mechanics: one confirms that “computer vision syndrome” is never counted as computer vision research, another confirms that the manual enrichment file cannot overwrite a DOI that already exists and disagrees with it, and others confirm that partial dates are never completed and that a publication date is never borrowed from OpenAlex.</w:t>
+        <w:t xml:space="preserve">Before those gates, the pipeline code itself is covered by 129 unit tests held in the source repository: 52 for schema validation, 31 for cleaning and normalization, 22 for the technology filter and source combination, 16 for OpenAlex processing, and 8 for file writing. The suite runs automatically through GitHub Actions on every push, so a change that breaks a cleaning or validation rule is caught before it is </w:t>
+      </w:r>
+      <w:r>
+        <w:lastRenderedPageBreak/>
+        <w:t>deployed. Several tests encode judgement rather than mechanics: one confirms that “computer vision syndrome” is never counted as computer vision research, another confirms that the manual enrichment file cannot overwrite a DOI that already exists and disagrees with it, and others confirm that partial dates are never completed and that a publication date is never borrowed from OpenAlex.</w:t>
       </w:r>
     </w:p>
     <w:p>
@@ -5609,11 +5592,7 @@
         <w:spacing w:after="140" w:line="300" w:lineRule="auto"/>
       </w:pPr>
       <w:r>
-        <w:t xml:space="preserve">Before anything is published, 11 SQL validations run against the candidate table inside the pipeline. They confirm that the table is not empty, that the seven required fields (research_id, title, authors, DOI, URL, </w:t>
-      </w:r>
-      <w:r>
-        <w:lastRenderedPageBreak/>
-        <w:t>source, publication year) are present, that DOIs are lowercase and correctly formatted, that URLs are valid, that publication years fall inside the expected range, that research_id values are unique, and that all six universities are represented. The last of the eleven is a safeguard that stops the run when any single university loses more than 20% of its rows compared with the previous successful run, so a silent data loss cannot reach the published table.</w:t>
+        <w:t>Before anything is published, 11 SQL validations run against the candidate table inside the pipeline. They confirm that the table is not empty, that the seven required fields (research_id, title, authors, DOI, URL, source, publication year) are present, that DOIs are lowercase and correctly formatted, that URLs are valid, that publication years fall inside the expected range, that research_id values are unique, and that all six universities are represented. The last of the eleven is a safeguard that stops the run when any single university loses more than 20% of its rows compared with the previous successful run, so a silent data loss cannot reach the published table.</w:t>
       </w:r>
     </w:p>
     <w:p>
@@ -5752,6 +5731,7 @@
           <w:bCs/>
           <w:color w:val="0B2F2B"/>
         </w:rPr>
+        <w:lastRenderedPageBreak/>
         <w:t>Nested and complex data formats:</w:t>
       </w:r>
       <w:r>
@@ -5806,7 +5786,6 @@
           <w:sz w:val="30"/>
           <w:szCs w:val="30"/>
         </w:rPr>
-        <w:lastRenderedPageBreak/>
         <w:t>10. Scope and Boundaries</w:t>
       </w:r>
       <w:bookmarkEnd w:id="32"/>
@@ -6004,7 +5983,7 @@
       </w:r>
     </w:p>
     <w:sectPr>
-      <w:footerReference w:type="default" r:id="rId13"/>
+      <w:footerReference w:type="default" r:id="rId12"/>
       <w:pgSz w:w="12240" w:h="15840"/>
       <w:pgMar w:top="1080" w:right="1440" w:bottom="1080" w:left="1440" w:header="708" w:footer="708" w:gutter="0"/>
       <w:cols w:space="720"/>
@@ -6034,76 +6013,6 @@
 </file>
 
 <file path=word/footer1.xml><?xml version="1.0" encoding="utf-8"?>
-<w:ftr xmlns:wpc="http://schemas.microsoft.com/office/word/2010/wordprocessingCanvas" xmlns:cx="http://schemas.microsoft.com/office/drawing/2014/chartex" xmlns:cx1="http://schemas.microsoft.com/office/drawing/2015/9/8/chartex" xmlns:cx2="http://schemas.microsoft.com/office/drawing/2015/10/21/chartex" xmlns:cx3="http://schemas.microsoft.com/office/drawing/2016/5/9/chartex" xmlns:cx4="http://schemas.microsoft.com/office/drawing/2016/5/10/chartex" xmlns:cx5="http://schemas.microsoft.com/office/drawing/2016/5/11/chartex" xmlns:cx6="http://schemas.microsoft.com/office/drawing/2016/5/12/chartex" xmlns:cx7="http://schemas.microsoft.com/office/drawing/2016/5/13/chartex" xmlns:cx8="http://schemas.microsoft.com/office/drawing/2016/5/14/chartex" xmlns:mc="http://schemas.openxmlformats.org/markup-compatibility/2006" xmlns:aink="http://schemas.microsoft.com/office/drawing/2016/ink" xmlns:am3d="http://schemas.microsoft.com/office/drawing/2017/model3d" xmlns:o="urn:schemas-microsoft-com:office:office" xmlns:oel="http://schemas.microsoft.com/office/2019/extlst" xmlns:r="http://schemas.openxmlformats.org/officeDocument/2006/relationships" xmlns:m="http://schemas.openxmlformats.org/officeDocument/2006/math" xmlns:v="urn:schemas-microsoft-com:vml" xmlns:wp14="http://schemas.microsoft.com/office/word/2010/wordprocessingDrawing" xmlns:wp="http://schemas.openxmlformats.org/drawingml/2006/wordprocessingDrawing" xmlns:w10="urn:schemas-microsoft-com:office:word" xmlns:w="http://schemas.openxmlformats.org/wordprocessingml/2006/main" xmlns:w14="http://schemas.microsoft.com/office/word/2010/wordml" xmlns:w15="http://schemas.microsoft.com/office/word/2012/wordml" xmlns:w16cex="http://schemas.microsoft.com/office/word/2018/wordml/cex" xmlns:w16cid="http://schemas.microsoft.com/office/word/2016/wordml/cid" xmlns:w16="http://schemas.microsoft.com/office/word/2018/wordml" xmlns:w16du="http://schemas.microsoft.com/office/word/2023/wordml/word16du" xmlns:w16sdtdh="http://schemas.microsoft.com/office/word/2020/wordml/sdtdatahash" xmlns:w16sdtfl="http://schemas.microsoft.com/office/word/2024/wordml/sdtformatlock" xmlns:w16se="http://schemas.microsoft.com/office/word/2015/wordml/symex" xmlns:wpg="http://schemas.microsoft.com/office/word/2010/wordprocessingGroup" xmlns:wpi="http://schemas.microsoft.com/office/word/2010/wordprocessingInk" xmlns:wne="http://schemas.microsoft.com/office/word/2006/wordml" xmlns:wps="http://schemas.microsoft.com/office/word/2010/wordprocessingShape" mc:Ignorable="w14 w15 w16se w16cid w16 w16cex w16sdtdh w16sdtfl w16du wp14">
-  <w:p>
-    <w:pPr>
-      <w:jc w:val="center"/>
-    </w:pPr>
-    <w:proofErr w:type="spellStart"/>
-    <w:r>
-      <w:rPr>
-        <w:color w:val="5F706B"/>
-        <w:sz w:val="16"/>
-        <w:szCs w:val="16"/>
-      </w:rPr>
-      <w:t>Diraya</w:t>
-    </w:r>
-    <w:proofErr w:type="spellEnd"/>
-    <w:r>
-      <w:rPr>
-        <w:color w:val="5F706B"/>
-        <w:sz w:val="16"/>
-        <w:szCs w:val="16"/>
-      </w:rPr>
-      <w:t xml:space="preserve"> · Saudi Technology Research Hub · </w:t>
-    </w:r>
-    <w:r>
-      <w:rPr>
-        <w:color w:val="5F706B"/>
-        <w:sz w:val="16"/>
-        <w:szCs w:val="16"/>
-      </w:rPr>
-      <w:fldChar w:fldCharType="begin"/>
-    </w:r>
-    <w:r>
-      <w:rPr>
-        <w:color w:val="5F706B"/>
-        <w:sz w:val="16"/>
-        <w:szCs w:val="16"/>
-      </w:rPr>
-      <w:instrText>PAGE</w:instrText>
-    </w:r>
-    <w:r>
-      <w:rPr>
-        <w:color w:val="5F706B"/>
-        <w:sz w:val="16"/>
-        <w:szCs w:val="16"/>
-      </w:rPr>
-      <w:fldChar w:fldCharType="separate"/>
-    </w:r>
-    <w:r>
-      <w:rPr>
-        <w:noProof/>
-        <w:color w:val="5F706B"/>
-        <w:sz w:val="16"/>
-        <w:szCs w:val="16"/>
-        <w:rtl/>
-      </w:rPr>
-      <w:t>0</w:t>
-    </w:r>
-    <w:r>
-      <w:rPr>
-        <w:color w:val="5F706B"/>
-        <w:sz w:val="16"/>
-        <w:szCs w:val="16"/>
-      </w:rPr>
-      <w:fldChar w:fldCharType="end"/>
-    </w:r>
-  </w:p>
-</w:ftr>
-</file>
-
-<file path=word/footer2.xml><?xml version="1.0" encoding="utf-8"?>
 <w:ftr xmlns:wpc="http://schemas.microsoft.com/office/word/2010/wordprocessingCanvas" xmlns:cx="http://schemas.microsoft.com/office/drawing/2014/chartex" xmlns:cx1="http://schemas.microsoft.com/office/drawing/2015/9/8/chartex" xmlns:cx2="http://schemas.microsoft.com/office/drawing/2015/10/21/chartex" xmlns:cx3="http://schemas.microsoft.com/office/drawing/2016/5/9/chartex" xmlns:cx4="http://schemas.microsoft.com/office/drawing/2016/5/10/chartex" xmlns:cx5="http://schemas.microsoft.com/office/drawing/2016/5/11/chartex" xmlns:cx6="http://schemas.microsoft.com/office/drawing/2016/5/12/chartex" xmlns:cx7="http://schemas.microsoft.com/office/drawing/2016/5/13/chartex" xmlns:cx8="http://schemas.microsoft.com/office/drawing/2016/5/14/chartex" xmlns:mc="http://schemas.openxmlformats.org/markup-compatibility/2006" xmlns:aink="http://schemas.microsoft.com/office/drawing/2016/ink" xmlns:am3d="http://schemas.microsoft.com/office/drawing/2017/model3d" xmlns:o="urn:schemas-microsoft-com:office:office" xmlns:oel="http://schemas.microsoft.com/office/2019/extlst" xmlns:r="http://schemas.openxmlformats.org/officeDocument/2006/relationships" xmlns:m="http://schemas.openxmlformats.org/officeDocument/2006/math" xmlns:v="urn:schemas-microsoft-com:vml" xmlns:wp14="http://schemas.microsoft.com/office/word/2010/wordprocessingDrawing" xmlns:wp="http://schemas.openxmlformats.org/drawingml/2006/wordprocessingDrawing" xmlns:w10="urn:schemas-microsoft-com:office:word" xmlns:w="http://schemas.openxmlformats.org/wordprocessingml/2006/main" xmlns:w14="http://schemas.microsoft.com/office/word/2010/wordml" xmlns:w15="http://schemas.microsoft.com/office/word/2012/wordml" xmlns:w16cex="http://schemas.microsoft.com/office/word/2018/wordml/cex" xmlns:w16cid="http://schemas.microsoft.com/office/word/2016/wordml/cid" xmlns:w16="http://schemas.microsoft.com/office/word/2018/wordml" xmlns:w16du="http://schemas.microsoft.com/office/word/2023/wordml/word16du" xmlns:w16sdtdh="http://schemas.microsoft.com/office/word/2020/wordml/sdtdatahash" xmlns:w16sdtfl="http://schemas.microsoft.com/office/word/2024/wordml/sdtformatlock" xmlns:w16se="http://schemas.microsoft.com/office/word/2015/wordml/symex" xmlns:wpg="http://schemas.microsoft.com/office/word/2010/wordprocessingGroup" xmlns:wpi="http://schemas.microsoft.com/office/word/2010/wordprocessingInk" xmlns:wne="http://schemas.microsoft.com/office/word/2006/wordml" xmlns:wps="http://schemas.microsoft.com/office/word/2010/wordprocessingShape" mc:Ignorable="w14 w15 w16se w16cid w16 w16cex w16sdtdh w16sdtfl w16du wp14">
   <w:p>
     <w:pPr>
